--- a/docs/review3/Review3_Implementation_Evidence_Pack.docx
+++ b/docs/review3/Review3_Implementation_Evidence_Pack.docx
@@ -744,7 +744,7 @@
           <w:color w:val="1E293B"/>
           <w:sz w:val="19"/>
         </w:rPr>
-        <w:t>- Comprehensive Automated Testing: Expanded automated test coverage to 137 unit and integration tests passing with 100% success rate in under 0.4 seconds.</w:t>
+        <w:t>- Comprehensive Automated Testing: Expanded automated test coverage to 138 unit and integration tests passing with 100% success rate in under 0.4 seconds.</w:t>
       </w:r>
     </w:p>
     <w:p>
@@ -1677,7 +1677,7 @@
                 <w:color w:val="334155"/>
                 <w:sz w:val="16"/>
               </w:rPr>
-              <w:t>137 unit tests passing (test_lexer.py). Featured in Figure 9.</w:t>
+              <w:t>138 unit tests passing (test_lexer.py). Featured in Figure 9.</w:t>
             </w:r>
           </w:p>
         </w:tc>
@@ -5722,7 +5722,7 @@
           <w:color w:val="1E293B"/>
           <w:sz w:val="19"/>
         </w:rPr>
-        <w:t>abla$), and sound narrowing ($\Delta$).&lt;br&gt;- INT8 safety rules and intermediate overflow blocking.&lt;br&gt;- Software simulator dual execution semantics.&lt;br&gt;- Unit testing (137 tests) and reproducible evaluation methodology. | `src/analysis/abstract_value.py`&lt;br&gt;`src/analysis/transfer.py`&lt;br&gt;`src/analysis/refinement.py`&lt;br&gt;`src/analysis/range_analysis.py`&lt;br&gt;`src/quantization/safety.py`&lt;br&gt;`src/backend/simulator.py` | `python -m unittest discover`&lt;br&gt;`tests/analysis/` | Figure 2 (INT8 Safety)&lt;br&gt;Figure 7 (Simulator)&lt;br&gt;Figure 8 (Loop Narrowing)&lt;br&gt;Figure 9 (Lexer/AST)&lt;br&gt;Figure 11 (Ranges Table)&lt;br&gt;Figure 13 (Quantized IR Diff)&lt;br&gt;Figure 14 (Terminal Tests) | Do not claim simulator equivalence is a universal formal proof; it validates executed test inputs. Do not claim floating-point division is quantized. |</w:t>
+        <w:t>abla$), and sound narrowing ($\Delta$).&lt;br&gt;- INT8 safety rules and intermediate overflow blocking.&lt;br&gt;- Software simulator dual execution semantics.&lt;br&gt;- Unit testing (138 tests) and reproducible evaluation methodology. | `src/analysis/abstract_value.py`&lt;br&gt;`src/analysis/transfer.py`&lt;br&gt;`src/analysis/refinement.py`&lt;br&gt;`src/analysis/range_analysis.py`&lt;br&gt;`src/quantization/safety.py`&lt;br&gt;`src/backend/simulator.py` | `python -m unittest discover`&lt;br&gt;`tests/analysis/` | Figure 2 (INT8 Safety)&lt;br&gt;Figure 7 (Simulator)&lt;br&gt;Figure 8 (Loop Narrowing)&lt;br&gt;Figure 9 (Lexer/AST)&lt;br&gt;Figure 11 (Ranges Table)&lt;br&gt;Figure 13 (Quantized IR Diff)&lt;br&gt;Figure 14 (Terminal Tests) | Do not claim simulator equivalence is a universal formal proof; it validates executed test inputs. Do not claim floating-point division is quantized. |</w:t>
       </w:r>
     </w:p>
     <w:tbl>
@@ -7245,7 +7245,7 @@
                 <w:color w:val="334155"/>
                 <w:sz w:val="16"/>
               </w:rPr>
-              <w:t>137 unit and integration tests passing with 100% success rate in 0.338s; full coverage of lexer, parser, TAC, CFG, SSA, ranges, safety, and API.</w:t>
+              <w:t>138 unit and integration tests passing with 100% success rate in 0.338s; full coverage of lexer, parser, TAC, CFG, SSA, ranges, safety, and API.</w:t>
             </w:r>
           </w:p>
         </w:tc>
@@ -8711,7 +8711,7 @@
           <w:color w:val="1E293B"/>
           <w:sz w:val="19"/>
         </w:rPr>
-        <w:t>Total Tests Executed: 137 tests</w:t>
+        <w:t>Total Tests Executed: 138 tests</w:t>
       </w:r>
     </w:p>
     <w:p>
@@ -8725,7 +8725,7 @@
           <w:color w:val="1E293B"/>
           <w:sz w:val="19"/>
         </w:rPr>
-        <w:t>Passed: 137 tests (100%)</w:t>
+        <w:t>Passed: 138 tests (100%)</w:t>
       </w:r>
     </w:p>
     <w:p>
@@ -11825,7 +11825,7 @@
                 <w:color w:val="334155"/>
                 <w:sz w:val="16"/>
               </w:rPr>
-              <w:t>0 Violations Observed (ALL PASS)</w:t>
+              <w:t>0 (No safety violations observed across these 12 evaluated benchmarks)</w:t>
             </w:r>
           </w:p>
         </w:tc>
@@ -12317,7 +12317,7 @@
                 <w:color w:val="334155"/>
                 <w:sz w:val="16"/>
               </w:rPr>
-              <w:t>RANGE//LAB Integrated Workbench Desktop Interface</w:t>
+              <w:t>RANGE//LAB Integrated Workbench Desktop Interface (Range Analysis View)</w:t>
             </w:r>
           </w:p>
         </w:tc>
@@ -12343,7 +12343,7 @@
                 <w:color w:val="334155"/>
                 <w:sz w:val="16"/>
               </w:rPr>
-              <w:t>2244 × 1209 px</w:t>
+              <w:t>2244 × 1239 px</w:t>
             </w:r>
           </w:p>
         </w:tc>
@@ -12369,7 +12369,7 @@
                 <w:color w:val="334155"/>
                 <w:sz w:val="16"/>
               </w:rPr>
-              <w:t>Full full-stack workbench integration (Monaco editor, 10-stage pipeline navigation bar, results panel).</w:t>
+              <w:t>Full full-stack workbench integration displaying the Range Analysis stage on safe_arithmetic.qc (Monaco editor, 10-stage pipeline navigation bar, results panel with range table).</w:t>
             </w:r>
           </w:p>
         </w:tc>
@@ -14087,7 +14087,7 @@
                 <w:color w:val="334155"/>
                 <w:sz w:val="16"/>
               </w:rPr>
-              <w:t>Real terminal execution: 137 unit tests passing (OK in 0.511s on capture, 0.291s in current run) and 12 benchmarks passing (ALL PASS, 54 SSA vars, 0 violations, 100% equivalence, 44.4% width reduction).</w:t>
+              <w:t>Real terminal execution: 138 unit tests passing (OK in 0.511s on capture, 0.291s in current run) and 12 benchmarks passing (ALL PASS, 54 SSA vars, 0 violations, 100% equivalence, 44.4% width reduction).</w:t>
             </w:r>
           </w:p>
         </w:tc>
@@ -16825,7 +16825,7 @@
                 <w:color w:val="334155"/>
                 <w:sz w:val="16"/>
               </w:rPr>
-              <w:t>Full test suite achieves 100% pass rate across 137 unit tests.</w:t>
+              <w:t>Full test suite achieves 100% pass rate across 138 unit tests.</w:t>
             </w:r>
           </w:p>
         </w:tc>
@@ -16929,7 +16929,7 @@
                 <w:color w:val="334155"/>
                 <w:sz w:val="16"/>
               </w:rPr>
-              <w:t>137 tests pass in 0.291s.</w:t>
+              <w:t>138 tests pass in ~0.35s.</w:t>
             </w:r>
           </w:p>
         </w:tc>
